--- a/reportes/ejecucion-manual/BUG-002-disponibilidad-carrito.docx
+++ b/reportes/ejecucion-manual/BUG-002-disponibilidad-carrito.docx
@@ -21,7 +21,7 @@
           <w:szCs w:val="28"/>
           <w:u w:val="single"/>
         </w:rPr>
-        <w:t>PLANTILLA DE REPORTE DE ERROR</w:t>
+        <w:t>REPORTE DE ERROR</w:t>
       </w:r>
     </w:p>
     <w:p>
@@ -436,12 +436,21 @@
             <w:vAlign w:val="bottom"/>
           </w:tcPr>
           <w:p>
+            <w:proofErr w:type="spellStart"/>
             <w:r>
               <w:rPr>
                 <w:rFonts w:ascii="Calibri" w:hAnsi="Calibri"/>
                 <w:sz w:val="20"/>
               </w:rPr>
-              <w:t>Chromium integrado</w:t>
+              <w:t>Chromium</w:t>
+            </w:r>
+            <w:proofErr w:type="spellEnd"/>
+            <w:r>
+              <w:rPr>
+                <w:rFonts w:ascii="Calibri" w:hAnsi="Calibri"/>
+                <w:sz w:val="20"/>
+              </w:rPr>
+              <w:t xml:space="preserve"> integrado</w:t>
             </w:r>
           </w:p>
         </w:tc>
@@ -620,7 +629,139 @@
           <w:sz w:val="21"/>
           <w:szCs w:val="20"/>
         </w:rPr>
-        <w:t>La ficha de iPhone indica Availability: In Stock. Al agregar una unidad, el carrito muestra iPhone *** y el aviso “Products marked with *** are not available in the desired quantity or not in stock!”, aunque conserva cantidad 1 y el precio. El flujo se repitió y la discrepancia volvió a aparecer. La retirada del producto sí vació el carrito.</w:t>
+        <w:t xml:space="preserve">La ficha de iPhone indica </w:t>
+      </w:r>
+      <w:proofErr w:type="spellStart"/>
+      <w:r>
+        <w:rPr>
+          <w:rFonts w:ascii="Calibri" w:hAnsi="Calibri"/>
+          <w:iCs/>
+          <w:color w:val="4F81BD"/>
+          <w:sz w:val="21"/>
+          <w:szCs w:val="20"/>
+        </w:rPr>
+        <w:t>Availability</w:t>
+      </w:r>
+      <w:proofErr w:type="spellEnd"/>
+      <w:r>
+        <w:rPr>
+          <w:rFonts w:ascii="Calibri" w:hAnsi="Calibri"/>
+          <w:iCs/>
+          <w:color w:val="4F81BD"/>
+          <w:sz w:val="21"/>
+          <w:szCs w:val="20"/>
+        </w:rPr>
+        <w:t>: In Stock. Al agregar una unidad, el carrito muestra iPhone *** y el aviso “</w:t>
+      </w:r>
+      <w:proofErr w:type="spellStart"/>
+      <w:r>
+        <w:rPr>
+          <w:rFonts w:ascii="Calibri" w:hAnsi="Calibri"/>
+          <w:iCs/>
+          <w:color w:val="4F81BD"/>
+          <w:sz w:val="21"/>
+          <w:szCs w:val="20"/>
+        </w:rPr>
+        <w:t>Products</w:t>
+      </w:r>
+      <w:proofErr w:type="spellEnd"/>
+      <w:r>
+        <w:rPr>
+          <w:rFonts w:ascii="Calibri" w:hAnsi="Calibri"/>
+          <w:iCs/>
+          <w:color w:val="4F81BD"/>
+          <w:sz w:val="21"/>
+          <w:szCs w:val="20"/>
+        </w:rPr>
+        <w:t xml:space="preserve"> </w:t>
+      </w:r>
+      <w:proofErr w:type="spellStart"/>
+      <w:r>
+        <w:rPr>
+          <w:rFonts w:ascii="Calibri" w:hAnsi="Calibri"/>
+          <w:iCs/>
+          <w:color w:val="4F81BD"/>
+          <w:sz w:val="21"/>
+          <w:szCs w:val="20"/>
+        </w:rPr>
+        <w:t>marked</w:t>
+      </w:r>
+      <w:proofErr w:type="spellEnd"/>
+      <w:r>
+        <w:rPr>
+          <w:rFonts w:ascii="Calibri" w:hAnsi="Calibri"/>
+          <w:iCs/>
+          <w:color w:val="4F81BD"/>
+          <w:sz w:val="21"/>
+          <w:szCs w:val="20"/>
+        </w:rPr>
+        <w:t xml:space="preserve"> with *** are not </w:t>
+      </w:r>
+      <w:proofErr w:type="spellStart"/>
+      <w:r>
+        <w:rPr>
+          <w:rFonts w:ascii="Calibri" w:hAnsi="Calibri"/>
+          <w:iCs/>
+          <w:color w:val="4F81BD"/>
+          <w:sz w:val="21"/>
+          <w:szCs w:val="20"/>
+        </w:rPr>
+        <w:t>available</w:t>
+      </w:r>
+      <w:proofErr w:type="spellEnd"/>
+      <w:r>
+        <w:rPr>
+          <w:rFonts w:ascii="Calibri" w:hAnsi="Calibri"/>
+          <w:iCs/>
+          <w:color w:val="4F81BD"/>
+          <w:sz w:val="21"/>
+          <w:szCs w:val="20"/>
+        </w:rPr>
+        <w:t xml:space="preserve"> in the </w:t>
+      </w:r>
+      <w:proofErr w:type="spellStart"/>
+      <w:r>
+        <w:rPr>
+          <w:rFonts w:ascii="Calibri" w:hAnsi="Calibri"/>
+          <w:iCs/>
+          <w:color w:val="4F81BD"/>
+          <w:sz w:val="21"/>
+          <w:szCs w:val="20"/>
+        </w:rPr>
+        <w:t>desired</w:t>
+      </w:r>
+      <w:proofErr w:type="spellEnd"/>
+      <w:r>
+        <w:rPr>
+          <w:rFonts w:ascii="Calibri" w:hAnsi="Calibri"/>
+          <w:iCs/>
+          <w:color w:val="4F81BD"/>
+          <w:sz w:val="21"/>
+          <w:szCs w:val="20"/>
+        </w:rPr>
+        <w:t xml:space="preserve"> </w:t>
+      </w:r>
+      <w:proofErr w:type="spellStart"/>
+      <w:r>
+        <w:rPr>
+          <w:rFonts w:ascii="Calibri" w:hAnsi="Calibri"/>
+          <w:iCs/>
+          <w:color w:val="4F81BD"/>
+          <w:sz w:val="21"/>
+          <w:szCs w:val="20"/>
+        </w:rPr>
+        <w:t>quantity</w:t>
+      </w:r>
+      <w:proofErr w:type="spellEnd"/>
+      <w:r>
+        <w:rPr>
+          <w:rFonts w:ascii="Calibri" w:hAnsi="Calibri"/>
+          <w:iCs/>
+          <w:color w:val="4F81BD"/>
+          <w:sz w:val="21"/>
+          <w:szCs w:val="20"/>
+        </w:rPr>
+        <w:t xml:space="preserve"> or not in stock!”, aunque conserva cantidad 1 y el precio. El flujo se repitió y la discrepancia volvió a aparecer. La retirada del producto sí vació el carrito.</w:t>
       </w:r>
     </w:p>
     <w:p>
@@ -685,7 +826,25 @@
           <w:color w:val="4F81BD"/>
           <w:sz w:val="21"/>
         </w:rPr>
-        <w:t>2. Confirmar Availability: In Stock y agregar una unidad.</w:t>
+        <w:t xml:space="preserve">2. Confirmar </w:t>
+      </w:r>
+      <w:proofErr w:type="spellStart"/>
+      <w:r>
+        <w:rPr>
+          <w:rFonts w:ascii="Calibri" w:hAnsi="Calibri"/>
+          <w:color w:val="4F81BD"/>
+          <w:sz w:val="21"/>
+        </w:rPr>
+        <w:t>Availability</w:t>
+      </w:r>
+      <w:proofErr w:type="spellEnd"/>
+      <w:r>
+        <w:rPr>
+          <w:rFonts w:ascii="Calibri" w:hAnsi="Calibri"/>
+          <w:color w:val="4F81BD"/>
+          <w:sz w:val="21"/>
+        </w:rPr>
+        <w:t>: In Stock y agregar una unidad.</w:t>
       </w:r>
     </w:p>
     <w:p>
@@ -728,15 +887,7 @@
           <w:bCs/>
           <w:u w:val="single"/>
         </w:rPr>
-        <w:t>Resultado Espera</w:t>
-      </w:r>
-      <w:r>
-        <w:rPr>
-          <w:b/>
-          <w:bCs/>
-          <w:u w:val="single"/>
-        </w:rPr>
-        <w:t>do</w:t>
+        <w:t>Resultado Esperado</w:t>
       </w:r>
     </w:p>
     <w:p>
